--- a/docs/Trading-Bot-Strategy-Analysis.docx
+++ b/docs/Trading-Bot-Strategy-Analysis.docx
@@ -2750,7 +2750,1665 @@
         <w:pStyle w:val="Heading1"/>
       </w:pPr>
       <w:r>
-        <w:t xml:space="preserve">5. The stop loss is not doing its job</w:t>
+        <w:t xml:space="preserve">5. Walk-forward validation — the decisive test</w:t>
+      </w:r>
+    </w:p>
+    <w:p>
+      <w:r>
+        <w:t xml:space="preserve">Every result above is contaminated. The parameters were chosen by looking at price history and then judged against that same history; sweeping 25 combinations makes this worse, because with enough combinations something always wins and the winner’s margin is mostly luck.</w:t>
+      </w:r>
+    </w:p>
+    <w:p>
+      <w:r>
+        <w:t xml:space="preserve">Walk-forward removes the contamination: fit parameters on three years, test on the next year, roll forward, repeat. The test window is never used to choose anything, so its results are what the strategy would actually have delivered.</w:t>
+      </w:r>
+    </w:p>
+    <w:tbl>
+      <w:tblPr>
+        <w:tblW w:type="dxa" w:w="10080"/>
+        <w:tblBorders>
+          <w:top w:val="single" w:color="C8D2D9" w:sz="2"/>
+          <w:left w:val="none"/>
+          <w:bottom w:val="single" w:color="C8D2D9" w:sz="2"/>
+          <w:right w:val="none"/>
+          <w:insideH w:val="single" w:color="E2E8EC" w:sz="2"/>
+          <w:insideV w:val="none"/>
+        </w:tblBorders>
+      </w:tblPr>
+      <w:tblGrid>
+        <w:gridCol w:w="1814"/>
+        <w:gridCol w:w="1411"/>
+        <w:gridCol w:w="1714"/>
+        <w:gridCol w:w="1714"/>
+        <w:gridCol w:w="1714"/>
+        <w:gridCol w:w="1713"/>
+      </w:tblGrid>
+      <w:tr>
+        <w:trPr>
+          <w:tblHeader/>
+        </w:trPr>
+        <w:tc>
+          <w:tcPr>
+            <w:tcW w:type="dxa" w:w="1814"/>
+            <w:shd w:fill="1F4E5F" w:val="clear"/>
+            <w:tcMar>
+              <w:top w:type="dxa" w:w="90"/>
+              <w:left w:type="dxa" w:w="130"/>
+              <w:bottom w:type="dxa" w:w="90"/>
+              <w:right w:type="dxa" w:w="130"/>
+            </w:tcMar>
+          </w:tcPr>
+          <w:p>
+            <w:pPr>
+              <w:spacing w:after="0" w:line="252"/>
+              <w:jc w:val="left"/>
+            </w:pPr>
+            <w:r>
+              <w:rPr>
+                <w:b/>
+                <w:bCs/>
+                <w:color w:val="FFFFFF"/>
+                <w:sz w:val="19"/>
+                <w:szCs w:val="19"/>
+              </w:rPr>
+              <w:t xml:space="preserve">Test window</w:t>
+            </w:r>
+          </w:p>
+        </w:tc>
+        <w:tc>
+          <w:tcPr>
+            <w:tcW w:type="dxa" w:w="1411"/>
+            <w:shd w:fill="1F4E5F" w:val="clear"/>
+            <w:tcMar>
+              <w:top w:type="dxa" w:w="90"/>
+              <w:left w:type="dxa" w:w="130"/>
+              <w:bottom w:type="dxa" w:w="90"/>
+              <w:right w:type="dxa" w:w="130"/>
+            </w:tcMar>
+          </w:tcPr>
+          <w:p>
+            <w:pPr>
+              <w:spacing w:after="0" w:line="252"/>
+              <w:jc w:val="right"/>
+            </w:pPr>
+            <w:r>
+              <w:rPr>
+                <w:b/>
+                <w:bCs/>
+                <w:color w:val="FFFFFF"/>
+                <w:sz w:val="19"/>
+                <w:szCs w:val="19"/>
+              </w:rPr>
+              <w:t xml:space="preserve">IS best</w:t>
+            </w:r>
+          </w:p>
+        </w:tc>
+        <w:tc>
+          <w:tcPr>
+            <w:tcW w:type="dxa" w:w="1714"/>
+            <w:shd w:fill="1F4E5F" w:val="clear"/>
+            <w:tcMar>
+              <w:top w:type="dxa" w:w="90"/>
+              <w:left w:type="dxa" w:w="130"/>
+              <w:bottom w:type="dxa" w:w="90"/>
+              <w:right w:type="dxa" w:w="130"/>
+            </w:tcMar>
+          </w:tcPr>
+          <w:p>
+            <w:pPr>
+              <w:spacing w:after="0" w:line="252"/>
+              <w:jc w:val="right"/>
+            </w:pPr>
+            <w:r>
+              <w:rPr>
+                <w:b/>
+                <w:bCs/>
+                <w:color w:val="FFFFFF"/>
+                <w:sz w:val="19"/>
+                <w:szCs w:val="19"/>
+              </w:rPr>
+              <w:t xml:space="preserve">OOS 5/150</w:t>
+            </w:r>
+          </w:p>
+        </w:tc>
+        <w:tc>
+          <w:tcPr>
+            <w:tcW w:type="dxa" w:w="1714"/>
+            <w:shd w:fill="1F4E5F" w:val="clear"/>
+            <w:tcMar>
+              <w:top w:type="dxa" w:w="90"/>
+              <w:left w:type="dxa" w:w="130"/>
+              <w:bottom w:type="dxa" w:w="90"/>
+              <w:right w:type="dxa" w:w="130"/>
+            </w:tcMar>
+          </w:tcPr>
+          <w:p>
+            <w:pPr>
+              <w:spacing w:after="0" w:line="252"/>
+              <w:jc w:val="right"/>
+            </w:pPr>
+            <w:r>
+              <w:rPr>
+                <w:b/>
+                <w:bCs/>
+                <w:color w:val="FFFFFF"/>
+                <w:sz w:val="19"/>
+                <w:szCs w:val="19"/>
+              </w:rPr>
+              <w:t xml:space="preserve">OOS B&amp;H</w:t>
+            </w:r>
+          </w:p>
+        </w:tc>
+        <w:tc>
+          <w:tcPr>
+            <w:tcW w:type="dxa" w:w="1714"/>
+            <w:shd w:fill="1F4E5F" w:val="clear"/>
+            <w:tcMar>
+              <w:top w:type="dxa" w:w="90"/>
+              <w:left w:type="dxa" w:w="130"/>
+              <w:bottom w:type="dxa" w:w="90"/>
+              <w:right w:type="dxa" w:w="130"/>
+            </w:tcMar>
+          </w:tcPr>
+          <w:p>
+            <w:pPr>
+              <w:spacing w:after="0" w:line="252"/>
+              <w:jc w:val="right"/>
+            </w:pPr>
+            <w:r>
+              <w:rPr>
+                <w:b/>
+                <w:bCs/>
+                <w:color w:val="FFFFFF"/>
+                <w:sz w:val="19"/>
+                <w:szCs w:val="19"/>
+              </w:rPr>
+              <w:t xml:space="preserve">DD 5/150</w:t>
+            </w:r>
+          </w:p>
+        </w:tc>
+        <w:tc>
+          <w:tcPr>
+            <w:tcW w:type="dxa" w:w="1713"/>
+            <w:shd w:fill="1F4E5F" w:val="clear"/>
+            <w:tcMar>
+              <w:top w:type="dxa" w:w="90"/>
+              <w:left w:type="dxa" w:w="130"/>
+              <w:bottom w:type="dxa" w:w="90"/>
+              <w:right w:type="dxa" w:w="130"/>
+            </w:tcMar>
+          </w:tcPr>
+          <w:p>
+            <w:pPr>
+              <w:spacing w:after="0" w:line="252"/>
+              <w:jc w:val="right"/>
+            </w:pPr>
+            <w:r>
+              <w:rPr>
+                <w:b/>
+                <w:bCs/>
+                <w:color w:val="FFFFFF"/>
+                <w:sz w:val="19"/>
+                <w:szCs w:val="19"/>
+              </w:rPr>
+              <w:t xml:space="preserve">DD B&amp;H</w:t>
+            </w:r>
+          </w:p>
+        </w:tc>
+      </w:tr>
+      <w:tr>
+        <w:tc>
+          <w:tcPr>
+            <w:tcW w:type="dxa" w:w="1814"/>
+            <w:shd w:fill="FFFFFF" w:val="clear"/>
+            <w:tcMar>
+              <w:top w:type="dxa" w:w="90"/>
+              <w:left w:type="dxa" w:w="130"/>
+              <w:bottom w:type="dxa" w:w="90"/>
+              <w:right w:type="dxa" w:w="130"/>
+            </w:tcMar>
+          </w:tcPr>
+          <w:p>
+            <w:pPr>
+              <w:spacing w:after="0" w:line="252"/>
+              <w:jc w:val="left"/>
+            </w:pPr>
+            <w:r>
+              <w:rPr>
+                <w:color w:val="1A1A1A"/>
+                <w:sz w:val="19"/>
+                <w:szCs w:val="19"/>
+              </w:rPr>
+              <w:t xml:space="preserve">2020</w:t>
+            </w:r>
+          </w:p>
+        </w:tc>
+        <w:tc>
+          <w:tcPr>
+            <w:tcW w:type="dxa" w:w="1411"/>
+            <w:shd w:fill="FFFFFF" w:val="clear"/>
+            <w:tcMar>
+              <w:top w:type="dxa" w:w="90"/>
+              <w:left w:type="dxa" w:w="130"/>
+              <w:bottom w:type="dxa" w:w="90"/>
+              <w:right w:type="dxa" w:w="130"/>
+            </w:tcMar>
+          </w:tcPr>
+          <w:p>
+            <w:pPr>
+              <w:spacing w:after="0" w:line="252"/>
+              <w:jc w:val="right"/>
+            </w:pPr>
+            <w:r>
+              <w:rPr>
+                <w:color w:val="1A1A1A"/>
+                <w:sz w:val="19"/>
+                <w:szCs w:val="19"/>
+              </w:rPr>
+              <w:t xml:space="preserve">10/100</w:t>
+            </w:r>
+          </w:p>
+        </w:tc>
+        <w:tc>
+          <w:tcPr>
+            <w:tcW w:type="dxa" w:w="1714"/>
+            <w:shd w:fill="FFFFFF" w:val="clear"/>
+            <w:tcMar>
+              <w:top w:type="dxa" w:w="90"/>
+              <w:left w:type="dxa" w:w="130"/>
+              <w:bottom w:type="dxa" w:w="90"/>
+              <w:right w:type="dxa" w:w="130"/>
+            </w:tcMar>
+          </w:tcPr>
+          <w:p>
+            <w:pPr>
+              <w:spacing w:after="0" w:line="252"/>
+              <w:jc w:val="right"/>
+            </w:pPr>
+            <w:r>
+              <w:rPr>
+                <w:color w:val="1A1A1A"/>
+                <w:sz w:val="19"/>
+                <w:szCs w:val="19"/>
+              </w:rPr>
+              <w:t xml:space="preserve">172.5%</w:t>
+            </w:r>
+          </w:p>
+        </w:tc>
+        <w:tc>
+          <w:tcPr>
+            <w:tcW w:type="dxa" w:w="1714"/>
+            <w:shd w:fill="FFFFFF" w:val="clear"/>
+            <w:tcMar>
+              <w:top w:type="dxa" w:w="90"/>
+              <w:left w:type="dxa" w:w="130"/>
+              <w:bottom w:type="dxa" w:w="90"/>
+              <w:right w:type="dxa" w:w="130"/>
+            </w:tcMar>
+          </w:tcPr>
+          <w:p>
+            <w:pPr>
+              <w:spacing w:after="0" w:line="252"/>
+              <w:jc w:val="right"/>
+            </w:pPr>
+            <w:r>
+              <w:rPr>
+                <w:color w:val="1A1A1A"/>
+                <w:sz w:val="19"/>
+                <w:szCs w:val="19"/>
+              </w:rPr>
+              <w:t xml:space="preserve">310.0%</w:t>
+            </w:r>
+          </w:p>
+        </w:tc>
+        <w:tc>
+          <w:tcPr>
+            <w:tcW w:type="dxa" w:w="1714"/>
+            <w:shd w:fill="FFFFFF" w:val="clear"/>
+            <w:tcMar>
+              <w:top w:type="dxa" w:w="90"/>
+              <w:left w:type="dxa" w:w="130"/>
+              <w:bottom w:type="dxa" w:w="90"/>
+              <w:right w:type="dxa" w:w="130"/>
+            </w:tcMar>
+          </w:tcPr>
+          <w:p>
+            <w:pPr>
+              <w:spacing w:after="0" w:line="252"/>
+              <w:jc w:val="right"/>
+            </w:pPr>
+            <w:r>
+              <w:rPr>
+                <w:color w:val="1A1A1A"/>
+                <w:sz w:val="19"/>
+                <w:szCs w:val="19"/>
+              </w:rPr>
+              <w:t xml:space="preserve">−27.8%</w:t>
+            </w:r>
+          </w:p>
+        </w:tc>
+        <w:tc>
+          <w:tcPr>
+            <w:tcW w:type="dxa" w:w="1713"/>
+            <w:shd w:fill="FFFFFF" w:val="clear"/>
+            <w:tcMar>
+              <w:top w:type="dxa" w:w="90"/>
+              <w:left w:type="dxa" w:w="130"/>
+              <w:bottom w:type="dxa" w:w="90"/>
+              <w:right w:type="dxa" w:w="130"/>
+            </w:tcMar>
+          </w:tcPr>
+          <w:p>
+            <w:pPr>
+              <w:spacing w:after="0" w:line="252"/>
+              <w:jc w:val="right"/>
+            </w:pPr>
+            <w:r>
+              <w:rPr>
+                <w:color w:val="1A1A1A"/>
+                <w:sz w:val="19"/>
+                <w:szCs w:val="19"/>
+              </w:rPr>
+              <w:t xml:space="preserve">−53.2%</w:t>
+            </w:r>
+          </w:p>
+        </w:tc>
+      </w:tr>
+      <w:tr>
+        <w:tc>
+          <w:tcPr>
+            <w:tcW w:type="dxa" w:w="1814"/>
+            <w:shd w:fill="F6F9FA" w:val="clear"/>
+            <w:tcMar>
+              <w:top w:type="dxa" w:w="90"/>
+              <w:left w:type="dxa" w:w="130"/>
+              <w:bottom w:type="dxa" w:w="90"/>
+              <w:right w:type="dxa" w:w="130"/>
+            </w:tcMar>
+          </w:tcPr>
+          <w:p>
+            <w:pPr>
+              <w:spacing w:after="0" w:line="252"/>
+              <w:jc w:val="left"/>
+            </w:pPr>
+            <w:r>
+              <w:rPr>
+                <w:color w:val="1A1A1A"/>
+                <w:sz w:val="19"/>
+                <w:szCs w:val="19"/>
+              </w:rPr>
+              <w:t xml:space="preserve">2021</w:t>
+            </w:r>
+          </w:p>
+        </w:tc>
+        <w:tc>
+          <w:tcPr>
+            <w:tcW w:type="dxa" w:w="1411"/>
+            <w:shd w:fill="F6F9FA" w:val="clear"/>
+            <w:tcMar>
+              <w:top w:type="dxa" w:w="90"/>
+              <w:left w:type="dxa" w:w="130"/>
+              <w:bottom w:type="dxa" w:w="90"/>
+              <w:right w:type="dxa" w:w="130"/>
+            </w:tcMar>
+          </w:tcPr>
+          <w:p>
+            <w:pPr>
+              <w:spacing w:after="0" w:line="252"/>
+              <w:jc w:val="right"/>
+            </w:pPr>
+            <w:r>
+              <w:rPr>
+                <w:color w:val="1A1A1A"/>
+                <w:sz w:val="19"/>
+                <w:szCs w:val="19"/>
+              </w:rPr>
+              <w:t xml:space="preserve">10/100</w:t>
+            </w:r>
+          </w:p>
+        </w:tc>
+        <w:tc>
+          <w:tcPr>
+            <w:tcW w:type="dxa" w:w="1714"/>
+            <w:shd w:fill="F6F9FA" w:val="clear"/>
+            <w:tcMar>
+              <w:top w:type="dxa" w:w="90"/>
+              <w:left w:type="dxa" w:w="130"/>
+              <w:bottom w:type="dxa" w:w="90"/>
+              <w:right w:type="dxa" w:w="130"/>
+            </w:tcMar>
+          </w:tcPr>
+          <w:p>
+            <w:pPr>
+              <w:spacing w:after="0" w:line="252"/>
+              <w:jc w:val="right"/>
+            </w:pPr>
+            <w:r>
+              <w:rPr>
+                <w:color w:val="1A1A1A"/>
+                <w:sz w:val="19"/>
+                <w:szCs w:val="19"/>
+              </w:rPr>
+              <w:t xml:space="preserve">14.3%</w:t>
+            </w:r>
+          </w:p>
+        </w:tc>
+        <w:tc>
+          <w:tcPr>
+            <w:tcW w:type="dxa" w:w="1714"/>
+            <w:shd w:fill="F6F9FA" w:val="clear"/>
+            <w:tcMar>
+              <w:top w:type="dxa" w:w="90"/>
+              <w:left w:type="dxa" w:w="130"/>
+              <w:bottom w:type="dxa" w:w="90"/>
+              <w:right w:type="dxa" w:w="130"/>
+            </w:tcMar>
+          </w:tcPr>
+          <w:p>
+            <w:pPr>
+              <w:spacing w:after="0" w:line="252"/>
+              <w:jc w:val="right"/>
+            </w:pPr>
+            <w:r>
+              <w:rPr>
+                <w:color w:val="1A1A1A"/>
+                <w:sz w:val="19"/>
+                <w:szCs w:val="19"/>
+              </w:rPr>
+              <w:t xml:space="preserve">62.3%</w:t>
+            </w:r>
+          </w:p>
+        </w:tc>
+        <w:tc>
+          <w:tcPr>
+            <w:tcW w:type="dxa" w:w="1714"/>
+            <w:shd w:fill="F6F9FA" w:val="clear"/>
+            <w:tcMar>
+              <w:top w:type="dxa" w:w="90"/>
+              <w:left w:type="dxa" w:w="130"/>
+              <w:bottom w:type="dxa" w:w="90"/>
+              <w:right w:type="dxa" w:w="130"/>
+            </w:tcMar>
+          </w:tcPr>
+          <w:p>
+            <w:pPr>
+              <w:spacing w:after="0" w:line="252"/>
+              <w:jc w:val="right"/>
+            </w:pPr>
+            <w:r>
+              <w:rPr>
+                <w:color w:val="1A1A1A"/>
+                <w:sz w:val="19"/>
+                <w:szCs w:val="19"/>
+              </w:rPr>
+              <w:t xml:space="preserve">−50.0%</w:t>
+            </w:r>
+          </w:p>
+        </w:tc>
+        <w:tc>
+          <w:tcPr>
+            <w:tcW w:type="dxa" w:w="1713"/>
+            <w:shd w:fill="F6F9FA" w:val="clear"/>
+            <w:tcMar>
+              <w:top w:type="dxa" w:w="90"/>
+              <w:left w:type="dxa" w:w="130"/>
+              <w:bottom w:type="dxa" w:w="90"/>
+              <w:right w:type="dxa" w:w="130"/>
+            </w:tcMar>
+          </w:tcPr>
+          <w:p>
+            <w:pPr>
+              <w:spacing w:after="0" w:line="252"/>
+              <w:jc w:val="right"/>
+            </w:pPr>
+            <w:r>
+              <w:rPr>
+                <w:color w:val="1A1A1A"/>
+                <w:sz w:val="19"/>
+                <w:szCs w:val="19"/>
+              </w:rPr>
+              <w:t xml:space="preserve">−53.1%</w:t>
+            </w:r>
+          </w:p>
+        </w:tc>
+      </w:tr>
+      <w:tr>
+        <w:tc>
+          <w:tcPr>
+            <w:tcW w:type="dxa" w:w="1814"/>
+            <w:shd w:fill="FFFFFF" w:val="clear"/>
+            <w:tcMar>
+              <w:top w:type="dxa" w:w="90"/>
+              <w:left w:type="dxa" w:w="130"/>
+              <w:bottom w:type="dxa" w:w="90"/>
+              <w:right w:type="dxa" w:w="130"/>
+            </w:tcMar>
+          </w:tcPr>
+          <w:p>
+            <w:pPr>
+              <w:spacing w:after="0" w:line="252"/>
+              <w:jc w:val="left"/>
+            </w:pPr>
+            <w:r>
+              <w:rPr>
+                <w:b/>
+                <w:bCs/>
+                <w:color w:val="1A1A1A"/>
+                <w:sz w:val="19"/>
+                <w:szCs w:val="19"/>
+              </w:rPr>
+              <w:t xml:space="preserve">2022</w:t>
+            </w:r>
+          </w:p>
+        </w:tc>
+        <w:tc>
+          <w:tcPr>
+            <w:tcW w:type="dxa" w:w="1411"/>
+            <w:shd w:fill="FFFFFF" w:val="clear"/>
+            <w:tcMar>
+              <w:top w:type="dxa" w:w="90"/>
+              <w:left w:type="dxa" w:w="130"/>
+              <w:bottom w:type="dxa" w:w="90"/>
+              <w:right w:type="dxa" w:w="130"/>
+            </w:tcMar>
+          </w:tcPr>
+          <w:p>
+            <w:pPr>
+              <w:spacing w:after="0" w:line="252"/>
+              <w:jc w:val="right"/>
+            </w:pPr>
+            <w:r>
+              <w:rPr>
+                <w:color w:val="1A1A1A"/>
+                <w:sz w:val="19"/>
+                <w:szCs w:val="19"/>
+              </w:rPr>
+              <w:t xml:space="preserve">3/120</w:t>
+            </w:r>
+          </w:p>
+        </w:tc>
+        <w:tc>
+          <w:tcPr>
+            <w:tcW w:type="dxa" w:w="1714"/>
+            <w:shd w:fill="FFFFFF" w:val="clear"/>
+            <w:tcMar>
+              <w:top w:type="dxa" w:w="90"/>
+              <w:left w:type="dxa" w:w="130"/>
+              <w:bottom w:type="dxa" w:w="90"/>
+              <w:right w:type="dxa" w:w="130"/>
+            </w:tcMar>
+          </w:tcPr>
+          <w:p>
+            <w:pPr>
+              <w:spacing w:after="0" w:line="252"/>
+              <w:jc w:val="right"/>
+            </w:pPr>
+            <w:r>
+              <w:rPr>
+                <w:b/>
+                <w:bCs/>
+                <w:color w:val="2C6E49"/>
+                <w:sz w:val="19"/>
+                <w:szCs w:val="19"/>
+              </w:rPr>
+              <w:t xml:space="preserve">0.0%</w:t>
+            </w:r>
+          </w:p>
+        </w:tc>
+        <w:tc>
+          <w:tcPr>
+            <w:tcW w:type="dxa" w:w="1714"/>
+            <w:shd w:fill="FFFFFF" w:val="clear"/>
+            <w:tcMar>
+              <w:top w:type="dxa" w:w="90"/>
+              <w:left w:type="dxa" w:w="130"/>
+              <w:bottom w:type="dxa" w:w="90"/>
+              <w:right w:type="dxa" w:w="130"/>
+            </w:tcMar>
+          </w:tcPr>
+          <w:p>
+            <w:pPr>
+              <w:spacing w:after="0" w:line="252"/>
+              <w:jc w:val="right"/>
+            </w:pPr>
+            <w:r>
+              <w:rPr>
+                <w:color w:val="A32C2C"/>
+                <w:sz w:val="19"/>
+                <w:szCs w:val="19"/>
+              </w:rPr>
+              <w:t xml:space="preserve">−65.2%</w:t>
+            </w:r>
+          </w:p>
+        </w:tc>
+        <w:tc>
+          <w:tcPr>
+            <w:tcW w:type="dxa" w:w="1714"/>
+            <w:shd w:fill="FFFFFF" w:val="clear"/>
+            <w:tcMar>
+              <w:top w:type="dxa" w:w="90"/>
+              <w:left w:type="dxa" w:w="130"/>
+              <w:bottom w:type="dxa" w:w="90"/>
+              <w:right w:type="dxa" w:w="130"/>
+            </w:tcMar>
+          </w:tcPr>
+          <w:p>
+            <w:pPr>
+              <w:spacing w:after="0" w:line="252"/>
+              <w:jc w:val="right"/>
+            </w:pPr>
+            <w:r>
+              <w:rPr>
+                <w:b/>
+                <w:bCs/>
+                <w:color w:val="2C6E49"/>
+                <w:sz w:val="19"/>
+                <w:szCs w:val="19"/>
+              </w:rPr>
+              <w:t xml:space="preserve">0.0%</w:t>
+            </w:r>
+          </w:p>
+        </w:tc>
+        <w:tc>
+          <w:tcPr>
+            <w:tcW w:type="dxa" w:w="1713"/>
+            <w:shd w:fill="FFFFFF" w:val="clear"/>
+            <w:tcMar>
+              <w:top w:type="dxa" w:w="90"/>
+              <w:left w:type="dxa" w:w="130"/>
+              <w:bottom w:type="dxa" w:w="90"/>
+              <w:right w:type="dxa" w:w="130"/>
+            </w:tcMar>
+          </w:tcPr>
+          <w:p>
+            <w:pPr>
+              <w:spacing w:after="0" w:line="252"/>
+              <w:jc w:val="right"/>
+            </w:pPr>
+            <w:r>
+              <w:rPr>
+                <w:color w:val="1A1A1A"/>
+                <w:sz w:val="19"/>
+                <w:szCs w:val="19"/>
+              </w:rPr>
+              <w:t xml:space="preserve">−67.0%</w:t>
+            </w:r>
+          </w:p>
+        </w:tc>
+      </w:tr>
+      <w:tr>
+        <w:tc>
+          <w:tcPr>
+            <w:tcW w:type="dxa" w:w="1814"/>
+            <w:shd w:fill="F6F9FA" w:val="clear"/>
+            <w:tcMar>
+              <w:top w:type="dxa" w:w="90"/>
+              <w:left w:type="dxa" w:w="130"/>
+              <w:bottom w:type="dxa" w:w="90"/>
+              <w:right w:type="dxa" w:w="130"/>
+            </w:tcMar>
+          </w:tcPr>
+          <w:p>
+            <w:pPr>
+              <w:spacing w:after="0" w:line="252"/>
+              <w:jc w:val="left"/>
+            </w:pPr>
+            <w:r>
+              <w:rPr>
+                <w:color w:val="1A1A1A"/>
+                <w:sz w:val="19"/>
+                <w:szCs w:val="19"/>
+              </w:rPr>
+              <w:t xml:space="preserve">2023</w:t>
+            </w:r>
+          </w:p>
+        </w:tc>
+        <w:tc>
+          <w:tcPr>
+            <w:tcW w:type="dxa" w:w="1411"/>
+            <w:shd w:fill="F6F9FA" w:val="clear"/>
+            <w:tcMar>
+              <w:top w:type="dxa" w:w="90"/>
+              <w:left w:type="dxa" w:w="130"/>
+              <w:bottom w:type="dxa" w:w="90"/>
+              <w:right w:type="dxa" w:w="130"/>
+            </w:tcMar>
+          </w:tcPr>
+          <w:p>
+            <w:pPr>
+              <w:spacing w:after="0" w:line="252"/>
+              <w:jc w:val="right"/>
+            </w:pPr>
+            <w:r>
+              <w:rPr>
+                <w:color w:val="1A1A1A"/>
+                <w:sz w:val="19"/>
+                <w:szCs w:val="19"/>
+              </w:rPr>
+              <w:t xml:space="preserve">3/120</w:t>
+            </w:r>
+          </w:p>
+        </w:tc>
+        <w:tc>
+          <w:tcPr>
+            <w:tcW w:type="dxa" w:w="1714"/>
+            <w:shd w:fill="F6F9FA" w:val="clear"/>
+            <w:tcMar>
+              <w:top w:type="dxa" w:w="90"/>
+              <w:left w:type="dxa" w:w="130"/>
+              <w:bottom w:type="dxa" w:w="90"/>
+              <w:right w:type="dxa" w:w="130"/>
+            </w:tcMar>
+          </w:tcPr>
+          <w:p>
+            <w:pPr>
+              <w:spacing w:after="0" w:line="252"/>
+              <w:jc w:val="right"/>
+            </w:pPr>
+            <w:r>
+              <w:rPr>
+                <w:color w:val="1A1A1A"/>
+                <w:sz w:val="19"/>
+                <w:szCs w:val="19"/>
+              </w:rPr>
+              <w:t xml:space="preserve">80.2%</w:t>
+            </w:r>
+          </w:p>
+        </w:tc>
+        <w:tc>
+          <w:tcPr>
+            <w:tcW w:type="dxa" w:w="1714"/>
+            <w:shd w:fill="F6F9FA" w:val="clear"/>
+            <w:tcMar>
+              <w:top w:type="dxa" w:w="90"/>
+              <w:left w:type="dxa" w:w="130"/>
+              <w:bottom w:type="dxa" w:w="90"/>
+              <w:right w:type="dxa" w:w="130"/>
+            </w:tcMar>
+          </w:tcPr>
+          <w:p>
+            <w:pPr>
+              <w:spacing w:after="0" w:line="252"/>
+              <w:jc w:val="right"/>
+            </w:pPr>
+            <w:r>
+              <w:rPr>
+                <w:color w:val="1A1A1A"/>
+                <w:sz w:val="19"/>
+                <w:szCs w:val="19"/>
+              </w:rPr>
+              <w:t xml:space="preserve">166.2%</w:t>
+            </w:r>
+          </w:p>
+        </w:tc>
+        <w:tc>
+          <w:tcPr>
+            <w:tcW w:type="dxa" w:w="1714"/>
+            <w:shd w:fill="F6F9FA" w:val="clear"/>
+            <w:tcMar>
+              <w:top w:type="dxa" w:w="90"/>
+              <w:left w:type="dxa" w:w="130"/>
+              <w:bottom w:type="dxa" w:w="90"/>
+              <w:right w:type="dxa" w:w="130"/>
+            </w:tcMar>
+          </w:tcPr>
+          <w:p>
+            <w:pPr>
+              <w:spacing w:after="0" w:line="252"/>
+              <w:jc w:val="right"/>
+            </w:pPr>
+            <w:r>
+              <w:rPr>
+                <w:color w:val="1A1A1A"/>
+                <w:sz w:val="19"/>
+                <w:szCs w:val="19"/>
+              </w:rPr>
+              <w:t xml:space="preserve">−19.3%</w:t>
+            </w:r>
+          </w:p>
+        </w:tc>
+        <w:tc>
+          <w:tcPr>
+            <w:tcW w:type="dxa" w:w="1713"/>
+            <w:shd w:fill="F6F9FA" w:val="clear"/>
+            <w:tcMar>
+              <w:top w:type="dxa" w:w="90"/>
+              <w:left w:type="dxa" w:w="130"/>
+              <w:bottom w:type="dxa" w:w="90"/>
+              <w:right w:type="dxa" w:w="130"/>
+            </w:tcMar>
+          </w:tcPr>
+          <w:p>
+            <w:pPr>
+              <w:spacing w:after="0" w:line="252"/>
+              <w:jc w:val="right"/>
+            </w:pPr>
+            <w:r>
+              <w:rPr>
+                <w:color w:val="1A1A1A"/>
+                <w:sz w:val="19"/>
+                <w:szCs w:val="19"/>
+              </w:rPr>
+              <w:t xml:space="preserve">−20.1%</w:t>
+            </w:r>
+          </w:p>
+        </w:tc>
+      </w:tr>
+      <w:tr>
+        <w:tc>
+          <w:tcPr>
+            <w:tcW w:type="dxa" w:w="1814"/>
+            <w:shd w:fill="FFFFFF" w:val="clear"/>
+            <w:tcMar>
+              <w:top w:type="dxa" w:w="90"/>
+              <w:left w:type="dxa" w:w="130"/>
+              <w:bottom w:type="dxa" w:w="90"/>
+              <w:right w:type="dxa" w:w="130"/>
+            </w:tcMar>
+          </w:tcPr>
+          <w:p>
+            <w:pPr>
+              <w:spacing w:after="0" w:line="252"/>
+              <w:jc w:val="left"/>
+            </w:pPr>
+            <w:r>
+              <w:rPr>
+                <w:color w:val="1A1A1A"/>
+                <w:sz w:val="19"/>
+                <w:szCs w:val="19"/>
+              </w:rPr>
+              <w:t xml:space="preserve">2024</w:t>
+            </w:r>
+          </w:p>
+        </w:tc>
+        <w:tc>
+          <w:tcPr>
+            <w:tcW w:type="dxa" w:w="1411"/>
+            <w:shd w:fill="FFFFFF" w:val="clear"/>
+            <w:tcMar>
+              <w:top w:type="dxa" w:w="90"/>
+              <w:left w:type="dxa" w:w="130"/>
+              <w:bottom w:type="dxa" w:w="90"/>
+              <w:right w:type="dxa" w:w="130"/>
+            </w:tcMar>
+          </w:tcPr>
+          <w:p>
+            <w:pPr>
+              <w:spacing w:after="0" w:line="252"/>
+              <w:jc w:val="right"/>
+            </w:pPr>
+            <w:r>
+              <w:rPr>
+                <w:color w:val="1A1A1A"/>
+                <w:sz w:val="19"/>
+                <w:szCs w:val="19"/>
+              </w:rPr>
+              <w:t xml:space="preserve">3/120</w:t>
+            </w:r>
+          </w:p>
+        </w:tc>
+        <w:tc>
+          <w:tcPr>
+            <w:tcW w:type="dxa" w:w="1714"/>
+            <w:shd w:fill="FFFFFF" w:val="clear"/>
+            <w:tcMar>
+              <w:top w:type="dxa" w:w="90"/>
+              <w:left w:type="dxa" w:w="130"/>
+              <w:bottom w:type="dxa" w:w="90"/>
+              <w:right w:type="dxa" w:w="130"/>
+            </w:tcMar>
+          </w:tcPr>
+          <w:p>
+            <w:pPr>
+              <w:spacing w:after="0" w:line="252"/>
+              <w:jc w:val="right"/>
+            </w:pPr>
+            <w:r>
+              <w:rPr>
+                <w:color w:val="1A1A1A"/>
+                <w:sz w:val="19"/>
+                <w:szCs w:val="19"/>
+              </w:rPr>
+              <w:t xml:space="preserve">68.3%</w:t>
+            </w:r>
+          </w:p>
+        </w:tc>
+        <w:tc>
+          <w:tcPr>
+            <w:tcW w:type="dxa" w:w="1714"/>
+            <w:shd w:fill="FFFFFF" w:val="clear"/>
+            <w:tcMar>
+              <w:top w:type="dxa" w:w="90"/>
+              <w:left w:type="dxa" w:w="130"/>
+              <w:bottom w:type="dxa" w:w="90"/>
+              <w:right w:type="dxa" w:w="130"/>
+            </w:tcMar>
+          </w:tcPr>
+          <w:p>
+            <w:pPr>
+              <w:spacing w:after="0" w:line="252"/>
+              <w:jc w:val="right"/>
+            </w:pPr>
+            <w:r>
+              <w:rPr>
+                <w:color w:val="1A1A1A"/>
+                <w:sz w:val="19"/>
+                <w:szCs w:val="19"/>
+              </w:rPr>
+              <w:t xml:space="preserve">113.4%</w:t>
+            </w:r>
+          </w:p>
+        </w:tc>
+        <w:tc>
+          <w:tcPr>
+            <w:tcW w:type="dxa" w:w="1714"/>
+            <w:shd w:fill="FFFFFF" w:val="clear"/>
+            <w:tcMar>
+              <w:top w:type="dxa" w:w="90"/>
+              <w:left w:type="dxa" w:w="130"/>
+              <w:bottom w:type="dxa" w:w="90"/>
+              <w:right w:type="dxa" w:w="130"/>
+            </w:tcMar>
+          </w:tcPr>
+          <w:p>
+            <w:pPr>
+              <w:spacing w:after="0" w:line="252"/>
+              <w:jc w:val="right"/>
+            </w:pPr>
+            <w:r>
+              <w:rPr>
+                <w:color w:val="1A1A1A"/>
+                <w:sz w:val="19"/>
+                <w:szCs w:val="19"/>
+              </w:rPr>
+              <w:t xml:space="preserve">−28.8%</w:t>
+            </w:r>
+          </w:p>
+        </w:tc>
+        <w:tc>
+          <w:tcPr>
+            <w:tcW w:type="dxa" w:w="1713"/>
+            <w:shd w:fill="FFFFFF" w:val="clear"/>
+            <w:tcMar>
+              <w:top w:type="dxa" w:w="90"/>
+              <w:left w:type="dxa" w:w="130"/>
+              <w:bottom w:type="dxa" w:w="90"/>
+              <w:right w:type="dxa" w:w="130"/>
+            </w:tcMar>
+          </w:tcPr>
+          <w:p>
+            <w:pPr>
+              <w:spacing w:after="0" w:line="252"/>
+              <w:jc w:val="right"/>
+            </w:pPr>
+            <w:r>
+              <w:rPr>
+                <w:color w:val="1A1A1A"/>
+                <w:sz w:val="19"/>
+                <w:szCs w:val="19"/>
+              </w:rPr>
+              <w:t xml:space="preserve">−26.2%</w:t>
+            </w:r>
+          </w:p>
+        </w:tc>
+      </w:tr>
+      <w:tr>
+        <w:tc>
+          <w:tcPr>
+            <w:tcW w:type="dxa" w:w="1814"/>
+            <w:shd w:fill="F6F9FA" w:val="clear"/>
+            <w:tcMar>
+              <w:top w:type="dxa" w:w="90"/>
+              <w:left w:type="dxa" w:w="130"/>
+              <w:bottom w:type="dxa" w:w="90"/>
+              <w:right w:type="dxa" w:w="130"/>
+            </w:tcMar>
+          </w:tcPr>
+          <w:p>
+            <w:pPr>
+              <w:spacing w:after="0" w:line="252"/>
+              <w:jc w:val="left"/>
+            </w:pPr>
+            <w:r>
+              <w:rPr>
+                <w:color w:val="1A1A1A"/>
+                <w:sz w:val="19"/>
+                <w:szCs w:val="19"/>
+              </w:rPr>
+              <w:t xml:space="preserve">2025</w:t>
+            </w:r>
+          </w:p>
+        </w:tc>
+        <w:tc>
+          <w:tcPr>
+            <w:tcW w:type="dxa" w:w="1411"/>
+            <w:shd w:fill="F6F9FA" w:val="clear"/>
+            <w:tcMar>
+              <w:top w:type="dxa" w:w="90"/>
+              <w:left w:type="dxa" w:w="130"/>
+              <w:bottom w:type="dxa" w:w="90"/>
+              <w:right w:type="dxa" w:w="130"/>
+            </w:tcMar>
+          </w:tcPr>
+          <w:p>
+            <w:pPr>
+              <w:spacing w:after="0" w:line="252"/>
+              <w:jc w:val="right"/>
+            </w:pPr>
+            <w:r>
+              <w:rPr>
+                <w:color w:val="1A1A1A"/>
+                <w:sz w:val="19"/>
+                <w:szCs w:val="19"/>
+              </w:rPr>
+              <w:t xml:space="preserve">3/150</w:t>
+            </w:r>
+          </w:p>
+        </w:tc>
+        <w:tc>
+          <w:tcPr>
+            <w:tcW w:type="dxa" w:w="1714"/>
+            <w:shd w:fill="F6F9FA" w:val="clear"/>
+            <w:tcMar>
+              <w:top w:type="dxa" w:w="90"/>
+              <w:left w:type="dxa" w:w="130"/>
+              <w:bottom w:type="dxa" w:w="90"/>
+              <w:right w:type="dxa" w:w="130"/>
+            </w:tcMar>
+          </w:tcPr>
+          <w:p>
+            <w:pPr>
+              <w:spacing w:after="0" w:line="252"/>
+              <w:jc w:val="right"/>
+            </w:pPr>
+            <w:r>
+              <w:rPr>
+                <w:color w:val="1A1A1A"/>
+                <w:sz w:val="19"/>
+                <w:szCs w:val="19"/>
+              </w:rPr>
+              <w:t xml:space="preserve">−1.7%</w:t>
+            </w:r>
+          </w:p>
+        </w:tc>
+        <w:tc>
+          <w:tcPr>
+            <w:tcW w:type="dxa" w:w="1714"/>
+            <w:shd w:fill="F6F9FA" w:val="clear"/>
+            <w:tcMar>
+              <w:top w:type="dxa" w:w="90"/>
+              <w:left w:type="dxa" w:w="130"/>
+              <w:bottom w:type="dxa" w:w="90"/>
+              <w:right w:type="dxa" w:w="130"/>
+            </w:tcMar>
+          </w:tcPr>
+          <w:p>
+            <w:pPr>
+              <w:spacing w:after="0" w:line="252"/>
+              <w:jc w:val="right"/>
+            </w:pPr>
+            <w:r>
+              <w:rPr>
+                <w:color w:val="1A1A1A"/>
+                <w:sz w:val="19"/>
+                <w:szCs w:val="19"/>
+              </w:rPr>
+              <w:t xml:space="preserve">−6.0%</w:t>
+            </w:r>
+          </w:p>
+        </w:tc>
+        <w:tc>
+          <w:tcPr>
+            <w:tcW w:type="dxa" w:w="1714"/>
+            <w:shd w:fill="F6F9FA" w:val="clear"/>
+            <w:tcMar>
+              <w:top w:type="dxa" w:w="90"/>
+              <w:left w:type="dxa" w:w="130"/>
+              <w:bottom w:type="dxa" w:w="90"/>
+              <w:right w:type="dxa" w:w="130"/>
+            </w:tcMar>
+          </w:tcPr>
+          <w:p>
+            <w:pPr>
+              <w:spacing w:after="0" w:line="252"/>
+              <w:jc w:val="right"/>
+            </w:pPr>
+            <w:r>
+              <w:rPr>
+                <w:color w:val="1A1A1A"/>
+                <w:sz w:val="19"/>
+                <w:szCs w:val="19"/>
+              </w:rPr>
+              <w:t xml:space="preserve">−21.5%</w:t>
+            </w:r>
+          </w:p>
+        </w:tc>
+        <w:tc>
+          <w:tcPr>
+            <w:tcW w:type="dxa" w:w="1713"/>
+            <w:shd w:fill="F6F9FA" w:val="clear"/>
+            <w:tcMar>
+              <w:top w:type="dxa" w:w="90"/>
+              <w:left w:type="dxa" w:w="130"/>
+              <w:bottom w:type="dxa" w:w="90"/>
+              <w:right w:type="dxa" w:w="130"/>
+            </w:tcMar>
+          </w:tcPr>
+          <w:p>
+            <w:pPr>
+              <w:spacing w:after="0" w:line="252"/>
+              <w:jc w:val="right"/>
+            </w:pPr>
+            <w:r>
+              <w:rPr>
+                <w:color w:val="1A1A1A"/>
+                <w:sz w:val="19"/>
+                <w:szCs w:val="19"/>
+              </w:rPr>
+              <w:t xml:space="preserve">−32.1%</w:t>
+            </w:r>
+          </w:p>
+        </w:tc>
+      </w:tr>
+      <w:tr>
+        <w:tc>
+          <w:tcPr>
+            <w:tcW w:type="dxa" w:w="1814"/>
+            <w:shd w:fill="FFFFFF" w:val="clear"/>
+            <w:tcMar>
+              <w:top w:type="dxa" w:w="90"/>
+              <w:left w:type="dxa" w:w="130"/>
+              <w:bottom w:type="dxa" w:w="90"/>
+              <w:right w:type="dxa" w:w="130"/>
+            </w:tcMar>
+          </w:tcPr>
+          <w:p>
+            <w:pPr>
+              <w:spacing w:after="0" w:line="252"/>
+              <w:jc w:val="left"/>
+            </w:pPr>
+            <w:r>
+              <w:rPr>
+                <w:color w:val="1A1A1A"/>
+                <w:sz w:val="19"/>
+                <w:szCs w:val="19"/>
+              </w:rPr>
+              <w:t xml:space="preserve">2026 YTD</w:t>
+            </w:r>
+          </w:p>
+        </w:tc>
+        <w:tc>
+          <w:tcPr>
+            <w:tcW w:type="dxa" w:w="1411"/>
+            <w:shd w:fill="FFFFFF" w:val="clear"/>
+            <w:tcMar>
+              <w:top w:type="dxa" w:w="90"/>
+              <w:left w:type="dxa" w:w="130"/>
+              <w:bottom w:type="dxa" w:w="90"/>
+              <w:right w:type="dxa" w:w="130"/>
+            </w:tcMar>
+          </w:tcPr>
+          <w:p>
+            <w:pPr>
+              <w:spacing w:after="0" w:line="252"/>
+              <w:jc w:val="right"/>
+            </w:pPr>
+            <w:r>
+              <w:rPr>
+                <w:color w:val="1A1A1A"/>
+                <w:sz w:val="19"/>
+                <w:szCs w:val="19"/>
+              </w:rPr>
+              <w:t xml:space="preserve">3/150</w:t>
+            </w:r>
+          </w:p>
+        </w:tc>
+        <w:tc>
+          <w:tcPr>
+            <w:tcW w:type="dxa" w:w="1714"/>
+            <w:shd w:fill="FFFFFF" w:val="clear"/>
+            <w:tcMar>
+              <w:top w:type="dxa" w:w="90"/>
+              <w:left w:type="dxa" w:w="130"/>
+              <w:bottom w:type="dxa" w:w="90"/>
+              <w:right w:type="dxa" w:w="130"/>
+            </w:tcMar>
+          </w:tcPr>
+          <w:p>
+            <w:pPr>
+              <w:spacing w:after="0" w:line="252"/>
+              <w:jc w:val="right"/>
+            </w:pPr>
+            <w:r>
+              <w:rPr>
+                <w:color w:val="1A1A1A"/>
+                <w:sz w:val="19"/>
+                <w:szCs w:val="19"/>
+              </w:rPr>
+              <w:t xml:space="preserve">9.5%</w:t>
+            </w:r>
+          </w:p>
+        </w:tc>
+        <w:tc>
+          <w:tcPr>
+            <w:tcW w:type="dxa" w:w="1714"/>
+            <w:shd w:fill="FFFFFF" w:val="clear"/>
+            <w:tcMar>
+              <w:top w:type="dxa" w:w="90"/>
+              <w:left w:type="dxa" w:w="130"/>
+              <w:bottom w:type="dxa" w:w="90"/>
+              <w:right w:type="dxa" w:w="130"/>
+            </w:tcMar>
+          </w:tcPr>
+          <w:p>
+            <w:pPr>
+              <w:spacing w:after="0" w:line="252"/>
+              <w:jc w:val="right"/>
+            </w:pPr>
+            <w:r>
+              <w:rPr>
+                <w:color w:val="1A1A1A"/>
+                <w:sz w:val="19"/>
+                <w:szCs w:val="19"/>
+              </w:rPr>
+              <w:t xml:space="preserve">−3.1%</w:t>
+            </w:r>
+          </w:p>
+        </w:tc>
+        <w:tc>
+          <w:tcPr>
+            <w:tcW w:type="dxa" w:w="1714"/>
+            <w:shd w:fill="FFFFFF" w:val="clear"/>
+            <w:tcMar>
+              <w:top w:type="dxa" w:w="90"/>
+              <w:left w:type="dxa" w:w="130"/>
+              <w:bottom w:type="dxa" w:w="90"/>
+              <w:right w:type="dxa" w:w="130"/>
+            </w:tcMar>
+          </w:tcPr>
+          <w:p>
+            <w:pPr>
+              <w:spacing w:after="0" w:line="252"/>
+              <w:jc w:val="right"/>
+            </w:pPr>
+            <w:r>
+              <w:rPr>
+                <w:color w:val="1A1A1A"/>
+                <w:sz w:val="19"/>
+                <w:szCs w:val="19"/>
+              </w:rPr>
+              <w:t xml:space="preserve">−7.0%</w:t>
+            </w:r>
+          </w:p>
+        </w:tc>
+        <w:tc>
+          <w:tcPr>
+            <w:tcW w:type="dxa" w:w="1713"/>
+            <w:shd w:fill="FFFFFF" w:val="clear"/>
+            <w:tcMar>
+              <w:top w:type="dxa" w:w="90"/>
+              <w:left w:type="dxa" w:w="130"/>
+              <w:bottom w:type="dxa" w:w="90"/>
+              <w:right w:type="dxa" w:w="130"/>
+            </w:tcMar>
+          </w:tcPr>
+          <w:p>
+            <w:pPr>
+              <w:spacing w:after="0" w:line="252"/>
+              <w:jc w:val="right"/>
+            </w:pPr>
+            <w:r>
+              <w:rPr>
+                <w:color w:val="1A1A1A"/>
+                <w:sz w:val="19"/>
+                <w:szCs w:val="19"/>
+              </w:rPr>
+              <w:t xml:space="preserve">−39.6%</w:t>
+            </w:r>
+          </w:p>
+        </w:tc>
+      </w:tr>
+    </w:tbl>
+    <w:p>
+      <w:pPr>
+        <w:pStyle w:val="Heading3"/>
+      </w:pPr>
+      <w:r>
+        <w:t xml:space="preserve">Compounded across all seven windows</w:t>
+      </w:r>
+    </w:p>
+    <w:tbl>
+      <w:tblPr>
+        <w:tblW w:type="dxa" w:w="10080"/>
+        <w:tblBorders>
+          <w:top w:val="single" w:color="C8D2D9" w:sz="2"/>
+          <w:left w:val="none"/>
+          <w:bottom w:val="single" w:color="C8D2D9" w:sz="2"/>
+          <w:right w:val="none"/>
+          <w:insideH w:val="single" w:color="E2E8EC" w:sz="2"/>
+          <w:insideV w:val="none"/>
+        </w:tblBorders>
+      </w:tblPr>
+      <w:tblGrid>
+        <w:gridCol w:w="6048"/>
+        <w:gridCol w:w="4032"/>
+      </w:tblGrid>
+      <w:tr>
+        <w:trPr>
+          <w:tblHeader/>
+        </w:trPr>
+        <w:tc>
+          <w:tcPr>
+            <w:tcW w:type="dxa" w:w="6048"/>
+            <w:shd w:fill="1F4E5F" w:val="clear"/>
+            <w:tcMar>
+              <w:top w:type="dxa" w:w="90"/>
+              <w:left w:type="dxa" w:w="130"/>
+              <w:bottom w:type="dxa" w:w="90"/>
+              <w:right w:type="dxa" w:w="130"/>
+            </w:tcMar>
+          </w:tcPr>
+          <w:p>
+            <w:pPr>
+              <w:spacing w:after="0" w:line="252"/>
+              <w:jc w:val="left"/>
+            </w:pPr>
+            <w:r>
+              <w:rPr>
+                <w:b/>
+                <w:bCs/>
+                <w:color w:val="FFFFFF"/>
+                <w:sz w:val="19"/>
+                <w:szCs w:val="19"/>
+              </w:rPr>
+              <w:t xml:space="preserve">Approach</w:t>
+            </w:r>
+          </w:p>
+        </w:tc>
+        <w:tc>
+          <w:tcPr>
+            <w:tcW w:type="dxa" w:w="4032"/>
+            <w:shd w:fill="1F4E5F" w:val="clear"/>
+            <w:tcMar>
+              <w:top w:type="dxa" w:w="90"/>
+              <w:left w:type="dxa" w:w="130"/>
+              <w:bottom w:type="dxa" w:w="90"/>
+              <w:right w:type="dxa" w:w="130"/>
+            </w:tcMar>
+          </w:tcPr>
+          <w:p>
+            <w:pPr>
+              <w:spacing w:after="0" w:line="252"/>
+              <w:jc w:val="right"/>
+            </w:pPr>
+            <w:r>
+              <w:rPr>
+                <w:b/>
+                <w:bCs/>
+                <w:color w:val="FFFFFF"/>
+                <w:sz w:val="19"/>
+                <w:szCs w:val="19"/>
+              </w:rPr>
+              <w:t xml:space="preserve">Return</w:t>
+            </w:r>
+          </w:p>
+        </w:tc>
+      </w:tr>
+      <w:tr>
+        <w:tc>
+          <w:tcPr>
+            <w:tcW w:type="dxa" w:w="6048"/>
+            <w:shd w:fill="FFFFFF" w:val="clear"/>
+            <w:tcMar>
+              <w:top w:type="dxa" w:w="90"/>
+              <w:left w:type="dxa" w:w="130"/>
+              <w:bottom w:type="dxa" w:w="90"/>
+              <w:right w:type="dxa" w:w="130"/>
+            </w:tcMar>
+          </w:tcPr>
+          <w:p>
+            <w:pPr>
+              <w:spacing w:after="0" w:line="252"/>
+              <w:jc w:val="left"/>
+            </w:pPr>
+            <w:r>
+              <w:rPr>
+                <w:b/>
+                <w:bCs/>
+                <w:color w:val="1A1A1A"/>
+                <w:sz w:val="19"/>
+                <w:szCs w:val="19"/>
+              </w:rPr>
+              <w:t xml:space="preserve">Buy &amp; hold</w:t>
+            </w:r>
+          </w:p>
+        </w:tc>
+        <w:tc>
+          <w:tcPr>
+            <w:tcW w:type="dxa" w:w="4032"/>
+            <w:shd w:fill="FFFFFF" w:val="clear"/>
+            <w:tcMar>
+              <w:top w:type="dxa" w:w="90"/>
+              <w:left w:type="dxa" w:w="130"/>
+              <w:bottom w:type="dxa" w:w="90"/>
+              <w:right w:type="dxa" w:w="130"/>
+            </w:tcMar>
+          </w:tcPr>
+          <w:p>
+            <w:pPr>
+              <w:spacing w:after="0" w:line="252"/>
+              <w:jc w:val="right"/>
+            </w:pPr>
+            <w:r>
+              <w:rPr>
+                <w:b/>
+                <w:bCs/>
+                <w:color w:val="1A1A1A"/>
+                <w:sz w:val="19"/>
+                <w:szCs w:val="19"/>
+              </w:rPr>
+              <w:t xml:space="preserve">1,098.8%</w:t>
+            </w:r>
+          </w:p>
+        </w:tc>
+      </w:tr>
+      <w:tr>
+        <w:tc>
+          <w:tcPr>
+            <w:tcW w:type="dxa" w:w="6048"/>
+            <w:shd w:fill="F6F9FA" w:val="clear"/>
+            <w:tcMar>
+              <w:top w:type="dxa" w:w="90"/>
+              <w:left w:type="dxa" w:w="130"/>
+              <w:bottom w:type="dxa" w:w="90"/>
+              <w:right w:type="dxa" w:w="130"/>
+            </w:tcMar>
+          </w:tcPr>
+          <w:p>
+            <w:pPr>
+              <w:spacing w:after="0" w:line="252"/>
+              <w:jc w:val="left"/>
+            </w:pPr>
+            <w:r>
+              <w:rPr>
+                <w:color w:val="1A1A1A"/>
+                <w:sz w:val="19"/>
+                <w:szCs w:val="19"/>
+              </w:rPr>
+              <w:t xml:space="preserve">Parameters re-fitted annually</w:t>
+            </w:r>
+          </w:p>
+        </w:tc>
+        <w:tc>
+          <w:tcPr>
+            <w:tcW w:type="dxa" w:w="4032"/>
+            <w:shd w:fill="F6F9FA" w:val="clear"/>
+            <w:tcMar>
+              <w:top w:type="dxa" w:w="90"/>
+              <w:left w:type="dxa" w:w="130"/>
+              <w:bottom w:type="dxa" w:w="90"/>
+              <w:right w:type="dxa" w:w="130"/>
+            </w:tcMar>
+          </w:tcPr>
+          <w:p>
+            <w:pPr>
+              <w:spacing w:after="0" w:line="252"/>
+              <w:jc w:val="right"/>
+            </w:pPr>
+            <w:r>
+              <w:rPr>
+                <w:color w:val="1A1A1A"/>
+                <w:sz w:val="19"/>
+                <w:szCs w:val="19"/>
+              </w:rPr>
+              <w:t xml:space="preserve">1,071.4%</w:t>
+            </w:r>
+          </w:p>
+        </w:tc>
+      </w:tr>
+      <w:tr>
+        <w:tc>
+          <w:tcPr>
+            <w:tcW w:type="dxa" w:w="6048"/>
+            <w:shd w:fill="FFFFFF" w:val="clear"/>
+            <w:tcMar>
+              <w:top w:type="dxa" w:w="90"/>
+              <w:left w:type="dxa" w:w="130"/>
+              <w:bottom w:type="dxa" w:w="90"/>
+              <w:right w:type="dxa" w:w="130"/>
+            </w:tcMar>
+          </w:tcPr>
+          <w:p>
+            <w:pPr>
+              <w:spacing w:after="0" w:line="252"/>
+              <w:jc w:val="left"/>
+            </w:pPr>
+            <w:r>
+              <w:rPr>
+                <w:color w:val="1A1A1A"/>
+                <w:sz w:val="19"/>
+                <w:szCs w:val="19"/>
+              </w:rPr>
+              <w:t xml:space="preserve">Fixed 5/150</w:t>
+            </w:r>
+          </w:p>
+        </w:tc>
+        <w:tc>
+          <w:tcPr>
+            <w:tcW w:type="dxa" w:w="4032"/>
+            <w:shd w:fill="FFFFFF" w:val="clear"/>
+            <w:tcMar>
+              <w:top w:type="dxa" w:w="90"/>
+              <w:left w:type="dxa" w:w="130"/>
+              <w:bottom w:type="dxa" w:w="90"/>
+              <w:right w:type="dxa" w:w="130"/>
+            </w:tcMar>
+          </w:tcPr>
+          <w:p>
+            <w:pPr>
+              <w:spacing w:after="0" w:line="252"/>
+              <w:jc w:val="right"/>
+            </w:pPr>
+            <w:r>
+              <w:rPr>
+                <w:color w:val="A32C2C"/>
+                <w:sz w:val="19"/>
+                <w:szCs w:val="19"/>
+              </w:rPr>
+              <w:t xml:space="preserve">916.9%</w:t>
+            </w:r>
+          </w:p>
+        </w:tc>
+      </w:tr>
+    </w:tbl>
+    <w:p>
+      <w:r>
+        <w:rPr>
+          <w:b/>
+          <w:bCs/>
+        </w:rPr>
+        <w:t xml:space="preserve">Buy and hold beat every variant. </w:t>
+      </w:r>
+      <w:r>
+        <w:t xml:space="preserve">The strategy beat it in three windows out of seven. Re-fitting each year did beat the fixed parameters by 154 percentage points, but with three different winners across seven fit windows that margin was not capturable in advance — you would have had to know which pair to pick.</w:t>
+      </w:r>
+    </w:p>
+    <w:p>
+      <w:pPr>
+        <w:pStyle w:val="Heading3"/>
+      </w:pPr>
+      <w:r>
+        <w:t xml:space="preserve">The parameters are noise</w:t>
+      </w:r>
+    </w:p>
+    <w:p>
+      <w:r>
+        <w:t xml:space="preserve">Three different pairs won the fit windows: 3/120 three times, 10/100 twice, 3/150 twice. The winner changes depending on which three years you look at. The smooth gradient in the sweep above is real structure in the price series, but it does not translate into a parameter choice that holds up forward. The 5/100 result should not be acted on.</w:t>
+      </w:r>
+    </w:p>
+    <w:tbl>
+      <w:tblPr>
+        <w:tblW w:type="dxa" w:w="10080"/>
+        <w:tblBorders>
+          <w:top w:val="none"/>
+          <w:left w:val="single" w:color="1F4E5F" w:sz="18"/>
+          <w:bottom w:val="none"/>
+          <w:right w:val="none"/>
+          <w:insideH w:val="none"/>
+          <w:insideV w:val="none"/>
+        </w:tblBorders>
+      </w:tblPr>
+      <w:tblGrid>
+        <w:gridCol w:w="10080"/>
+      </w:tblGrid>
+      <w:tr>
+        <w:tc>
+          <w:tcPr>
+            <w:tcW w:type="dxa" w:w="10080"/>
+            <w:shd w:fill="F7F9FA" w:val="clear"/>
+            <w:tcMar>
+              <w:top w:type="dxa" w:w="120"/>
+              <w:left w:type="dxa" w:w="180"/>
+              <w:bottom w:type="dxa" w:w="120"/>
+              <w:right w:type="dxa" w:w="180"/>
+            </w:tcMar>
+          </w:tcPr>
+          <w:p>
+            <w:pPr>
+              <w:spacing w:after="60"/>
+            </w:pPr>
+            <w:r>
+              <w:rPr>
+                <w:b/>
+                <w:bCs/>
+                <w:color w:val="1F4E5F"/>
+                <w:sz w:val="20"/>
+                <w:szCs w:val="20"/>
+              </w:rPr>
+              <w:t xml:space="preserve">What the strategy actually is</w:t>
+            </w:r>
+          </w:p>
+          <w:p>
+            <w:pPr>
+              <w:spacing w:after="0"/>
+            </w:pPr>
+            <w:r>
+              <w:rPr>
+                <w:sz w:val="20"/>
+                <w:szCs w:val="20"/>
+              </w:rPr>
+              <w:t xml:space="preserve">Look at 2022: the strategy returned 0.0% while holding lost 65.2%. It sat in cash through the entire crash. That is the product. It is paid for in bull years — 172% instead of 310% in 2020, 14% instead of 62% in 2021 — and collected in the bad ones. Over these seven years the premium cost slightly more than the payout. Whether that trade is worth making depends on whether you would hold through a 67% fall without selling, which is a question about you rather than about the data.</w:t>
+            </w:r>
+          </w:p>
+        </w:tc>
+      </w:tr>
+    </w:tbl>
+    <w:p>
+      <w:pPr>
+        <w:pStyle w:val="Heading1"/>
+      </w:pPr>
+      <w:r>
+        <w:t xml:space="preserve">6. The stop loss is not doing its job</w:t>
       </w:r>
     </w:p>
     <w:p>
@@ -3617,7 +5275,7 @@
         <w:pStyle w:val="Heading1"/>
       </w:pPr>
       <w:r>
-        <w:t xml:space="preserve">6. Things worth knowing before trading this</w:t>
+        <w:t xml:space="preserve">7. Things worth knowing before trading this</w:t>
       </w:r>
     </w:p>
     <w:p>
@@ -3677,7 +5335,7 @@
         <w:pStyle w:val="Heading1"/>
       </w:pPr>
       <w:r>
-        <w:t xml:space="preserve">7. Recommendation</w:t>
+        <w:t xml:space="preserve">8. Recommendation</w:t>
       </w:r>
     </w:p>
     <w:p>
@@ -3697,7 +5355,7 @@
         <w:t xml:space="preserve">Do not go live.</w:t>
       </w:r>
       <w:r>
-        <w:t xml:space="preserve"> There is no demonstrated edge that justifies the risk. The out-of-sample period lost money.</w:t>
+        <w:t xml:space="preserve"> Walk-forward shows buy and hold beat every variant of the strategy on return across seven out-of-sample windows.</w:t>
       </w:r>
     </w:p>
     <w:p>
@@ -3734,10 +5392,10 @@
           <w:b/>
           <w:bCs/>
         </w:rPr>
-        <w:t xml:space="preserve">Run walk-forward validation before changing any parameter.</w:t>
-      </w:r>
-      <w:r>
-        <w:t xml:space="preserve"> The sweep strongly suggests a shorter long-MA, but acting on it without walk-forward testing is overfitting.</w:t>
+        <w:t xml:space="preserve">Do not change the parameters.</w:t>
+      </w:r>
+      <w:r>
+        <w:t xml:space="preserve"> Walk-forward has been run: the winning pair changes every few years, so the sweep result is noise. Leave 5/150 alone.</w:t>
       </w:r>
     </w:p>
     <w:p>
